--- a/iPSC gene modulation 3s.docx
+++ b/iPSC gene modulation 3s.docx
@@ -71,7 +71,6 @@
             <w:tcBorders>
               <w:top w:val="single" w:sz="16" w:space="0" w:color="D3D3D3"/>
               <w:bottom w:val="single" w:sz="16" w:space="0" w:color="D3D3D3"/>
-              <w:end w:val="single" w:space="0" w:color="D3D3D3"/>
             </w:tcBorders>
           </w:tcPr>
           <w:p>
@@ -87,6 +86,30 @@
                 <w:sz w:val="20"/>
               </w:rPr>
               <w:t xml:space="preserve">Genes Modulated</w:t>
+            </w:r>
+          </w:p>
+        </w:tc>
+        <w:tc>
+          <w:tcPr>
+            <w:tcBorders>
+              <w:top w:val="single" w:sz="16" w:space="0" w:color="D3D3D3"/>
+              <w:bottom w:val="single" w:sz="16" w:space="0" w:color="D3D3D3"/>
+              <w:end w:val="single" w:space="0" w:color="D3D3D3"/>
+            </w:tcBorders>
+          </w:tcPr>
+          <w:p>
+            <w:pPr>
+              <w:spacing w:before="0" w:after="60"/>
+              <w:keepNext/>
+              <w:jc w:val="center"/>
+            </w:pPr>
+            <w:r>
+              <w:rPr>
+                <w:b w:val="true"/>
+                <w:rFonts w:ascii="Calibri" w:hAnsi="Calibri"/>
+                <w:sz w:val="20"/>
+              </w:rPr>
+              <w:t xml:space="preserve">DEs in iPSC Dataset</w:t>
             </w:r>
           </w:p>
         </w:tc>
@@ -171,6 +194,31 @@
             </w:r>
           </w:p>
         </w:tc>
+        <w:tc>
+          <w:tcPr>
+            <w:tcBorders>
+              <w:top w:val="single" w:space="0" w:color="D3D3D3"/>
+              <w:bottom w:val="single" w:space="0" w:color="D3D3D3"/>
+              <w:start w:val="single" w:space="0" w:color="D3D3D3"/>
+              <w:end w:val="single" w:space="0" w:color="D3D3D3"/>
+            </w:tcBorders>
+            <w:shd w:val="clear" w:color="auto" w:fill="F2F2F2"/>
+          </w:tcPr>
+          <w:p>
+            <w:pPr>
+              <w:spacing w:before="0" w:after="60"/>
+              <w:keepNext/>
+              <w:jc w:val="center"/>
+            </w:pPr>
+            <w:r>
+              <w:rPr>
+                <w:rFonts w:ascii="Calibri" w:hAnsi="Calibri"/>
+                <w:sz w:val="20"/>
+              </w:rPr>
+              <w:t xml:space="preserve">↑ ACTA2, ↑ ITGB3, ↑ SLC30A8, ↑ CEBPD, ↑ CDK5R2, ↑ COL3A1, ↑ RBM24, ↑ NRN1, ↑ NPPB, ↑ RTP1</w:t>
+            </w:r>
+          </w:p>
+        </w:tc>
       </w:tr>
       <w:tr>
         <w:trPr>
@@ -250,6 +298,30 @@
             </w:r>
           </w:p>
         </w:tc>
+        <w:tc>
+          <w:tcPr>
+            <w:tcBorders>
+              <w:top w:val="single" w:space="0" w:color="D3D3D3"/>
+              <w:bottom w:val="single" w:space="0" w:color="D3D3D3"/>
+              <w:start w:val="single" w:space="0" w:color="D3D3D3"/>
+              <w:end w:val="single" w:space="0" w:color="D3D3D3"/>
+            </w:tcBorders>
+          </w:tcPr>
+          <w:p>
+            <w:pPr>
+              <w:spacing w:before="0" w:after="60"/>
+              <w:keepNext/>
+              <w:jc w:val="center"/>
+            </w:pPr>
+            <w:r>
+              <w:rPr>
+                <w:rFonts w:ascii="Calibri" w:hAnsi="Calibri"/>
+                <w:sz w:val="20"/>
+              </w:rPr>
+              <w:t xml:space="preserve">↑ ACTA2, ↑ INSL3, ↑ COL3A1, ↑ NPPB, ↑ NRN1, ↑ RTP1, ↑ SNAP25, ↑ ISL1</w:t>
+            </w:r>
+          </w:p>
+        </w:tc>
       </w:tr>
       <w:tr>
         <w:trPr>
@@ -331,6 +403,31 @@
             </w:r>
           </w:p>
         </w:tc>
+        <w:tc>
+          <w:tcPr>
+            <w:tcBorders>
+              <w:top w:val="single" w:space="0" w:color="D3D3D3"/>
+              <w:bottom w:val="single" w:space="0" w:color="D3D3D3"/>
+              <w:start w:val="single" w:space="0" w:color="D3D3D3"/>
+              <w:end w:val="single" w:space="0" w:color="D3D3D3"/>
+            </w:tcBorders>
+            <w:shd w:val="clear" w:color="auto" w:fill="F2F2F2"/>
+          </w:tcPr>
+          <w:p>
+            <w:pPr>
+              <w:spacing w:before="0" w:after="60"/>
+              <w:keepNext/>
+              <w:jc w:val="center"/>
+            </w:pPr>
+            <w:r>
+              <w:rPr>
+                <w:rFonts w:ascii="Calibri" w:hAnsi="Calibri"/>
+                <w:sz w:val="20"/>
+              </w:rPr>
+              <w:t xml:space="preserve">↑ CPA4</w:t>
+            </w:r>
+          </w:p>
+        </w:tc>
       </w:tr>
       <w:tr>
         <w:trPr>
@@ -410,6 +507,30 @@
             </w:r>
           </w:p>
         </w:tc>
+        <w:tc>
+          <w:tcPr>
+            <w:tcBorders>
+              <w:top w:val="single" w:space="0" w:color="D3D3D3"/>
+              <w:bottom w:val="single" w:space="0" w:color="D3D3D3"/>
+              <w:start w:val="single" w:space="0" w:color="D3D3D3"/>
+              <w:end w:val="single" w:space="0" w:color="D3D3D3"/>
+            </w:tcBorders>
+          </w:tcPr>
+          <w:p>
+            <w:pPr>
+              <w:spacing w:before="0" w:after="60"/>
+              <w:keepNext/>
+              <w:jc w:val="center"/>
+            </w:pPr>
+            <w:r>
+              <w:rPr>
+                <w:rFonts w:ascii="Calibri" w:hAnsi="Calibri"/>
+                <w:sz w:val="20"/>
+              </w:rPr>
+              <w:t xml:space="preserve">↑ INSL3</w:t>
+            </w:r>
+          </w:p>
+        </w:tc>
       </w:tr>
       <w:tr>
         <w:trPr>
@@ -491,6 +612,31 @@
             </w:r>
           </w:p>
         </w:tc>
+        <w:tc>
+          <w:tcPr>
+            <w:tcBorders>
+              <w:top w:val="single" w:space="0" w:color="D3D3D3"/>
+              <w:bottom w:val="single" w:space="0" w:color="D3D3D3"/>
+              <w:start w:val="single" w:space="0" w:color="D3D3D3"/>
+              <w:end w:val="single" w:space="0" w:color="D3D3D3"/>
+            </w:tcBorders>
+            <w:shd w:val="clear" w:color="auto" w:fill="F2F2F2"/>
+          </w:tcPr>
+          <w:p>
+            <w:pPr>
+              <w:spacing w:before="0" w:after="60"/>
+              <w:keepNext/>
+              <w:jc w:val="center"/>
+            </w:pPr>
+            <w:r>
+              <w:rPr>
+                <w:rFonts w:ascii="Calibri" w:hAnsi="Calibri"/>
+                <w:sz w:val="20"/>
+              </w:rPr>
+              <w:t xml:space="preserve">↑ INSL3</w:t>
+            </w:r>
+          </w:p>
+        </w:tc>
       </w:tr>
       <w:tr>
         <w:trPr>
@@ -570,6 +716,30 @@
             </w:r>
           </w:p>
         </w:tc>
+        <w:tc>
+          <w:tcPr>
+            <w:tcBorders>
+              <w:top w:val="single" w:space="0" w:color="D3D3D3"/>
+              <w:bottom w:val="single" w:space="0" w:color="D3D3D3"/>
+              <w:start w:val="single" w:space="0" w:color="D3D3D3"/>
+              <w:end w:val="single" w:space="0" w:color="D3D3D3"/>
+            </w:tcBorders>
+          </w:tcPr>
+          <w:p>
+            <w:pPr>
+              <w:spacing w:before="0" w:after="60"/>
+              <w:keepNext/>
+              <w:jc w:val="center"/>
+            </w:pPr>
+            <w:r>
+              <w:rPr>
+                <w:rFonts w:ascii="Calibri" w:hAnsi="Calibri"/>
+                <w:sz w:val="20"/>
+              </w:rPr>
+              <w:t xml:space="preserve">↑ NRN1, ↑ RTP1</w:t>
+            </w:r>
+          </w:p>
+        </w:tc>
       </w:tr>
       <w:tr>
         <w:trPr>
@@ -651,6 +821,31 @@
             </w:r>
           </w:p>
         </w:tc>
+        <w:tc>
+          <w:tcPr>
+            <w:tcBorders>
+              <w:top w:val="single" w:space="0" w:color="D3D3D3"/>
+              <w:bottom w:val="single" w:space="0" w:color="D3D3D3"/>
+              <w:start w:val="single" w:space="0" w:color="D3D3D3"/>
+              <w:end w:val="single" w:space="0" w:color="D3D3D3"/>
+            </w:tcBorders>
+            <w:shd w:val="clear" w:color="auto" w:fill="F2F2F2"/>
+          </w:tcPr>
+          <w:p>
+            <w:pPr>
+              <w:spacing w:before="0" w:after="60"/>
+              <w:keepNext/>
+              <w:jc w:val="center"/>
+            </w:pPr>
+            <w:r>
+              <w:rPr>
+                <w:rFonts w:ascii="Calibri" w:hAnsi="Calibri"/>
+                <w:sz w:val="20"/>
+              </w:rPr>
+              <w:t xml:space="preserve">↑ FZD10</w:t>
+            </w:r>
+          </w:p>
+        </w:tc>
       </w:tr>
       <w:tr>
         <w:trPr>
@@ -730,6 +925,30 @@
             </w:r>
           </w:p>
         </w:tc>
+        <w:tc>
+          <w:tcPr>
+            <w:tcBorders>
+              <w:top w:val="single" w:space="0" w:color="D3D3D3"/>
+              <w:bottom w:val="single" w:space="0" w:color="D3D3D3"/>
+              <w:start w:val="single" w:space="0" w:color="D3D3D3"/>
+              <w:end w:val="single" w:space="0" w:color="D3D3D3"/>
+            </w:tcBorders>
+          </w:tcPr>
+          <w:p>
+            <w:pPr>
+              <w:spacing w:before="0" w:after="60"/>
+              <w:keepNext/>
+              <w:jc w:val="center"/>
+            </w:pPr>
+            <w:r>
+              <w:rPr>
+                <w:rFonts w:ascii="Calibri" w:hAnsi="Calibri"/>
+                <w:sz w:val="20"/>
+              </w:rPr>
+              <w:t xml:space="preserve">↑ SNAP25</w:t>
+            </w:r>
+          </w:p>
+        </w:tc>
       </w:tr>
       <w:tr>
         <w:trPr>
@@ -811,6 +1030,31 @@
             </w:r>
           </w:p>
         </w:tc>
+        <w:tc>
+          <w:tcPr>
+            <w:tcBorders>
+              <w:top w:val="single" w:space="0" w:color="D3D3D3"/>
+              <w:bottom w:val="single" w:space="0" w:color="D3D3D3"/>
+              <w:start w:val="single" w:space="0" w:color="D3D3D3"/>
+              <w:end w:val="single" w:space="0" w:color="D3D3D3"/>
+            </w:tcBorders>
+            <w:shd w:val="clear" w:color="auto" w:fill="F2F2F2"/>
+          </w:tcPr>
+          <w:p>
+            <w:pPr>
+              <w:spacing w:before="0" w:after="60"/>
+              <w:keepNext/>
+              <w:jc w:val="center"/>
+            </w:pPr>
+            <w:r>
+              <w:rPr>
+                <w:rFonts w:ascii="Calibri" w:hAnsi="Calibri"/>
+                <w:sz w:val="20"/>
+              </w:rPr>
+              <w:t xml:space="preserve">↑ ITGA11, ↑ CEBPD, ↑ INSL3, ↑ CTSF, ↑ NPPB, ↑ NRN1, ↑ SNAP25</w:t>
+            </w:r>
+          </w:p>
+        </w:tc>
       </w:tr>
       <w:tr>
         <w:trPr>
@@ -890,6 +1134,30 @@
             </w:r>
           </w:p>
         </w:tc>
+        <w:tc>
+          <w:tcPr>
+            <w:tcBorders>
+              <w:top w:val="single" w:space="0" w:color="D3D3D3"/>
+              <w:bottom w:val="single" w:space="0" w:color="D3D3D3"/>
+              <w:start w:val="single" w:space="0" w:color="D3D3D3"/>
+              <w:end w:val="single" w:space="0" w:color="D3D3D3"/>
+            </w:tcBorders>
+          </w:tcPr>
+          <w:p>
+            <w:pPr>
+              <w:spacing w:before="0" w:after="60"/>
+              <w:keepNext/>
+              <w:jc w:val="center"/>
+            </w:pPr>
+            <w:r>
+              <w:rPr>
+                <w:rFonts w:ascii="Calibri" w:hAnsi="Calibri"/>
+                <w:sz w:val="20"/>
+              </w:rPr>
+              <w:t xml:space="preserve">↑ SNAP25, ↑ HTR1A</w:t>
+            </w:r>
+          </w:p>
+        </w:tc>
       </w:tr>
       <w:tr>
         <w:trPr>
@@ -971,6 +1239,31 @@
             </w:r>
           </w:p>
         </w:tc>
+        <w:tc>
+          <w:tcPr>
+            <w:tcBorders>
+              <w:top w:val="single" w:space="0" w:color="D3D3D3"/>
+              <w:bottom w:val="single" w:space="0" w:color="D3D3D3"/>
+              <w:start w:val="single" w:space="0" w:color="D3D3D3"/>
+              <w:end w:val="single" w:space="0" w:color="D3D3D3"/>
+            </w:tcBorders>
+            <w:shd w:val="clear" w:color="auto" w:fill="F2F2F2"/>
+          </w:tcPr>
+          <w:p>
+            <w:pPr>
+              <w:spacing w:before="0" w:after="60"/>
+              <w:keepNext/>
+              <w:jc w:val="center"/>
+            </w:pPr>
+            <w:r>
+              <w:rPr>
+                <w:rFonts w:ascii="Calibri" w:hAnsi="Calibri"/>
+                <w:sz w:val="20"/>
+              </w:rPr>
+              <w:t xml:space="preserve">↑ ACTA2, ↑ CEBPD, ↑ COL3A1, ↑ NRN1, ↑ SNAP25</w:t>
+            </w:r>
+          </w:p>
+        </w:tc>
       </w:tr>
       <w:tr>
         <w:trPr>
@@ -1050,6 +1343,30 @@
             </w:r>
           </w:p>
         </w:tc>
+        <w:tc>
+          <w:tcPr>
+            <w:tcBorders>
+              <w:top w:val="single" w:space="0" w:color="D3D3D3"/>
+              <w:bottom w:val="single" w:space="0" w:color="D3D3D3"/>
+              <w:start w:val="single" w:space="0" w:color="D3D3D3"/>
+              <w:end w:val="single" w:space="0" w:color="D3D3D3"/>
+            </w:tcBorders>
+          </w:tcPr>
+          <w:p>
+            <w:pPr>
+              <w:spacing w:before="0" w:after="60"/>
+              <w:keepNext/>
+              <w:jc w:val="center"/>
+            </w:pPr>
+            <w:r>
+              <w:rPr>
+                <w:rFonts w:ascii="Calibri" w:hAnsi="Calibri"/>
+                <w:sz w:val="20"/>
+              </w:rPr>
+              <w:t xml:space="preserve">↑ NRN1</w:t>
+            </w:r>
+          </w:p>
+        </w:tc>
       </w:tr>
       <w:tr>
         <w:trPr>
@@ -1131,6 +1448,31 @@
             </w:r>
           </w:p>
         </w:tc>
+        <w:tc>
+          <w:tcPr>
+            <w:tcBorders>
+              <w:top w:val="single" w:space="0" w:color="D3D3D3"/>
+              <w:bottom w:val="single" w:space="0" w:color="D3D3D3"/>
+              <w:start w:val="single" w:space="0" w:color="D3D3D3"/>
+              <w:end w:val="single" w:space="0" w:color="D3D3D3"/>
+            </w:tcBorders>
+            <w:shd w:val="clear" w:color="auto" w:fill="F2F2F2"/>
+          </w:tcPr>
+          <w:p>
+            <w:pPr>
+              <w:spacing w:before="0" w:after="60"/>
+              <w:keepNext/>
+              <w:jc w:val="center"/>
+            </w:pPr>
+            <w:r>
+              <w:rPr>
+                <w:rFonts w:ascii="Calibri" w:hAnsi="Calibri"/>
+                <w:sz w:val="20"/>
+              </w:rPr>
+              <w:t xml:space="preserve">↑ CTSF, ↑ SNAP25, ↑ HTR1A</w:t>
+            </w:r>
+          </w:p>
+        </w:tc>
       </w:tr>
       <w:tr>
         <w:trPr>
@@ -1210,6 +1552,30 @@
             </w:r>
           </w:p>
         </w:tc>
+        <w:tc>
+          <w:tcPr>
+            <w:tcBorders>
+              <w:top w:val="single" w:space="0" w:color="D3D3D3"/>
+              <w:bottom w:val="single" w:space="0" w:color="D3D3D3"/>
+              <w:start w:val="single" w:space="0" w:color="D3D3D3"/>
+              <w:end w:val="single" w:space="0" w:color="D3D3D3"/>
+            </w:tcBorders>
+          </w:tcPr>
+          <w:p>
+            <w:pPr>
+              <w:spacing w:before="0" w:after="60"/>
+              <w:keepNext/>
+              <w:jc w:val="center"/>
+            </w:pPr>
+            <w:r>
+              <w:rPr>
+                <w:rFonts w:ascii="Calibri" w:hAnsi="Calibri"/>
+                <w:sz w:val="20"/>
+              </w:rPr>
+              <w:t xml:space="preserve">↑ EBF1, ↑ LOXL4, ↑ ITGA11, ↑ INSL3, ↑ COL3A1, ↑ RBM24, ↑ ISL1, ↑ CPA4</w:t>
+            </w:r>
+          </w:p>
+        </w:tc>
       </w:tr>
       <w:tr>
         <w:trPr>
@@ -1291,6 +1657,31 @@
             </w:r>
           </w:p>
         </w:tc>
+        <w:tc>
+          <w:tcPr>
+            <w:tcBorders>
+              <w:top w:val="single" w:space="0" w:color="D3D3D3"/>
+              <w:bottom w:val="single" w:space="0" w:color="D3D3D3"/>
+              <w:start w:val="single" w:space="0" w:color="D3D3D3"/>
+              <w:end w:val="single" w:space="0" w:color="D3D3D3"/>
+            </w:tcBorders>
+            <w:shd w:val="clear" w:color="auto" w:fill="F2F2F2"/>
+          </w:tcPr>
+          <w:p>
+            <w:pPr>
+              <w:spacing w:before="0" w:after="60"/>
+              <w:keepNext/>
+              <w:jc w:val="center"/>
+            </w:pPr>
+            <w:r>
+              <w:rPr>
+                <w:rFonts w:ascii="Calibri" w:hAnsi="Calibri"/>
+                <w:sz w:val="20"/>
+              </w:rPr>
+              <w:t xml:space="preserve">↑ COL3A1, ↑ PHOX2B, ↑ CEBPD</w:t>
+            </w:r>
+          </w:p>
+        </w:tc>
       </w:tr>
       <w:tr>
         <w:trPr>
@@ -1370,6 +1761,30 @@
             </w:r>
           </w:p>
         </w:tc>
+        <w:tc>
+          <w:tcPr>
+            <w:tcBorders>
+              <w:top w:val="single" w:space="0" w:color="D3D3D3"/>
+              <w:bottom w:val="single" w:space="0" w:color="D3D3D3"/>
+              <w:start w:val="single" w:space="0" w:color="D3D3D3"/>
+              <w:end w:val="single" w:space="0" w:color="D3D3D3"/>
+            </w:tcBorders>
+          </w:tcPr>
+          <w:p>
+            <w:pPr>
+              <w:spacing w:before="0" w:after="60"/>
+              <w:keepNext/>
+              <w:jc w:val="center"/>
+            </w:pPr>
+            <w:r>
+              <w:rPr>
+                <w:rFonts w:ascii="Calibri" w:hAnsi="Calibri"/>
+                <w:sz w:val="20"/>
+              </w:rPr>
+              <w:t xml:space="preserve">↑ CEBPD</w:t>
+            </w:r>
+          </w:p>
+        </w:tc>
       </w:tr>
       <w:tr>
         <w:trPr>
@@ -1451,6 +1866,31 @@
             </w:r>
           </w:p>
         </w:tc>
+        <w:tc>
+          <w:tcPr>
+            <w:tcBorders>
+              <w:top w:val="single" w:space="0" w:color="D3D3D3"/>
+              <w:bottom w:val="single" w:space="0" w:color="D3D3D3"/>
+              <w:start w:val="single" w:space="0" w:color="D3D3D3"/>
+              <w:end w:val="single" w:space="0" w:color="D3D3D3"/>
+            </w:tcBorders>
+            <w:shd w:val="clear" w:color="auto" w:fill="F2F2F2"/>
+          </w:tcPr>
+          <w:p>
+            <w:pPr>
+              <w:spacing w:before="0" w:after="60"/>
+              <w:keepNext/>
+              <w:jc w:val="center"/>
+            </w:pPr>
+            <w:r>
+              <w:rPr>
+                <w:rFonts w:ascii="Calibri" w:hAnsi="Calibri"/>
+                <w:sz w:val="20"/>
+              </w:rPr>
+              <w:t xml:space="preserve">↑ ARRB1</w:t>
+            </w:r>
+          </w:p>
+        </w:tc>
       </w:tr>
       <w:tr>
         <w:trPr>
@@ -1530,6 +1970,30 @@
             </w:r>
           </w:p>
         </w:tc>
+        <w:tc>
+          <w:tcPr>
+            <w:tcBorders>
+              <w:top w:val="single" w:space="0" w:color="D3D3D3"/>
+              <w:bottom w:val="single" w:space="0" w:color="D3D3D3"/>
+              <w:start w:val="single" w:space="0" w:color="D3D3D3"/>
+              <w:end w:val="single" w:space="0" w:color="D3D3D3"/>
+            </w:tcBorders>
+          </w:tcPr>
+          <w:p>
+            <w:pPr>
+              <w:spacing w:before="0" w:after="60"/>
+              <w:keepNext/>
+              <w:jc w:val="center"/>
+            </w:pPr>
+            <w:r>
+              <w:rPr>
+                <w:rFonts w:ascii="Calibri" w:hAnsi="Calibri"/>
+                <w:sz w:val="20"/>
+              </w:rPr>
+              <w:t xml:space="preserve">↑ FZD10, ↑ NRN1, ↑ RTP1, ↑ CHL1, ↑ ARRB1</w:t>
+            </w:r>
+          </w:p>
+        </w:tc>
       </w:tr>
       <w:tr>
         <w:trPr>
@@ -1611,6 +2075,31 @@
             </w:r>
           </w:p>
         </w:tc>
+        <w:tc>
+          <w:tcPr>
+            <w:tcBorders>
+              <w:top w:val="single" w:space="0" w:color="D3D3D3"/>
+              <w:bottom w:val="single" w:space="0" w:color="D3D3D3"/>
+              <w:start w:val="single" w:space="0" w:color="D3D3D3"/>
+              <w:end w:val="single" w:space="0" w:color="D3D3D3"/>
+            </w:tcBorders>
+            <w:shd w:val="clear" w:color="auto" w:fill="F2F2F2"/>
+          </w:tcPr>
+          <w:p>
+            <w:pPr>
+              <w:spacing w:before="0" w:after="60"/>
+              <w:keepNext/>
+              <w:jc w:val="center"/>
+            </w:pPr>
+            <w:r>
+              <w:rPr>
+                <w:rFonts w:ascii="Calibri" w:hAnsi="Calibri"/>
+                <w:sz w:val="20"/>
+              </w:rPr>
+              <w:t xml:space="preserve">↑ SNAP25</w:t>
+            </w:r>
+          </w:p>
+        </w:tc>
       </w:tr>
       <w:tr>
         <w:trPr>
@@ -1690,6 +2179,30 @@
             </w:r>
           </w:p>
         </w:tc>
+        <w:tc>
+          <w:tcPr>
+            <w:tcBorders>
+              <w:top w:val="single" w:space="0" w:color="D3D3D3"/>
+              <w:bottom w:val="single" w:space="0" w:color="D3D3D3"/>
+              <w:start w:val="single" w:space="0" w:color="D3D3D3"/>
+              <w:end w:val="single" w:space="0" w:color="D3D3D3"/>
+            </w:tcBorders>
+          </w:tcPr>
+          <w:p>
+            <w:pPr>
+              <w:spacing w:before="0" w:after="60"/>
+              <w:keepNext/>
+              <w:jc w:val="center"/>
+            </w:pPr>
+            <w:r>
+              <w:rPr>
+                <w:rFonts w:ascii="Calibri" w:hAnsi="Calibri"/>
+                <w:sz w:val="20"/>
+              </w:rPr>
+              <w:t xml:space="preserve">↑ KCNC3, ↑ ISL1</w:t>
+            </w:r>
+          </w:p>
+        </w:tc>
       </w:tr>
       <w:tr>
         <w:trPr>
@@ -1768,6 +2281,31 @@
                 <w:sz w:val="20"/>
               </w:rPr>
               <w:t xml:space="preserve">↓ INSL3</w:t>
+            </w:r>
+          </w:p>
+        </w:tc>
+        <w:tc>
+          <w:tcPr>
+            <w:tcBorders>
+              <w:top w:val="single" w:space="0" w:color="D3D3D3"/>
+              <w:bottom w:val="single" w:space="0" w:color="D3D3D3"/>
+              <w:start w:val="single" w:space="0" w:color="D3D3D3"/>
+              <w:end w:val="single" w:space="0" w:color="D3D3D3"/>
+            </w:tcBorders>
+            <w:shd w:val="clear" w:color="auto" w:fill="F2F2F2"/>
+          </w:tcPr>
+          <w:p>
+            <w:pPr>
+              <w:spacing w:before="0" w:after="60"/>
+              <w:keepNext/>
+              <w:jc w:val="center"/>
+            </w:pPr>
+            <w:r>
+              <w:rPr>
+                <w:rFonts w:ascii="Calibri" w:hAnsi="Calibri"/>
+                <w:sz w:val="20"/>
+              </w:rPr>
+              <w:t xml:space="preserve">↑ INSL3</w:t>
             </w:r>
           </w:p>
         </w:tc>

--- a/iPSC gene modulation 3s.docx
+++ b/iPSC gene modulation 3s.docx
@@ -215,7 +215,7 @@
                 <w:rFonts w:ascii="Calibri" w:hAnsi="Calibri"/>
                 <w:sz w:val="20"/>
               </w:rPr>
-              <w:t xml:space="preserve">↑ ACTA2, ↑ ITGB3, ↑ SLC30A8, ↑ CEBPD, ↑ CDK5R2, ↑ COL3A1, ↑ RBM24, ↑ NRN1, ↑ NPPB, ↑ RTP1</w:t>
+              <w:t xml:space="preserve">↓ ACTA2, ↓ ITGB3, ↑ SLC30A8, ↓ CEBPD, ↓ CDK5R2, ↓ COL3A1, ↓ RBM24, ↓ NRN1, ↓ NPPB, ↑ RTP1</w:t>
             </w:r>
           </w:p>
         </w:tc>
@@ -318,7 +318,7 @@
                 <w:rFonts w:ascii="Calibri" w:hAnsi="Calibri"/>
                 <w:sz w:val="20"/>
               </w:rPr>
-              <w:t xml:space="preserve">↑ ACTA2, ↑ INSL3, ↑ COL3A1, ↑ NPPB, ↑ NRN1, ↑ RTP1, ↑ SNAP25, ↑ ISL1</w:t>
+              <w:t xml:space="preserve">↓ ACTA2, ↑ INSL3, ↓ COL3A1, ↓ NPPB, ↓ NRN1, ↑ RTP1, ↓ SNAP25, ↓ ISL1</w:t>
             </w:r>
           </w:p>
         </w:tc>
@@ -424,7 +424,7 @@
                 <w:rFonts w:ascii="Calibri" w:hAnsi="Calibri"/>
                 <w:sz w:val="20"/>
               </w:rPr>
-              <w:t xml:space="preserve">↑ CPA4</w:t>
+              <w:t xml:space="preserve">↓ CPA4</w:t>
             </w:r>
           </w:p>
         </w:tc>
@@ -736,7 +736,7 @@
                 <w:rFonts w:ascii="Calibri" w:hAnsi="Calibri"/>
                 <w:sz w:val="20"/>
               </w:rPr>
-              <w:t xml:space="preserve">↑ NRN1, ↑ RTP1</w:t>
+              <w:t xml:space="preserve">↓ NRN1, ↑ RTP1</w:t>
             </w:r>
           </w:p>
         </w:tc>
@@ -842,7 +842,7 @@
                 <w:rFonts w:ascii="Calibri" w:hAnsi="Calibri"/>
                 <w:sz w:val="20"/>
               </w:rPr>
-              <w:t xml:space="preserve">↑ FZD10</w:t>
+              <w:t xml:space="preserve">↓ FZD10</w:t>
             </w:r>
           </w:p>
         </w:tc>
@@ -945,7 +945,7 @@
                 <w:rFonts w:ascii="Calibri" w:hAnsi="Calibri"/>
                 <w:sz w:val="20"/>
               </w:rPr>
-              <w:t xml:space="preserve">↑ SNAP25</w:t>
+              <w:t xml:space="preserve">↓ SNAP25</w:t>
             </w:r>
           </w:p>
         </w:tc>
@@ -1051,7 +1051,7 @@
                 <w:rFonts w:ascii="Calibri" w:hAnsi="Calibri"/>
                 <w:sz w:val="20"/>
               </w:rPr>
-              <w:t xml:space="preserve">↑ ITGA11, ↑ CEBPD, ↑ INSL3, ↑ CTSF, ↑ NPPB, ↑ NRN1, ↑ SNAP25</w:t>
+              <w:t xml:space="preserve">↓ ITGA11, ↓ CEBPD, ↑ INSL3, ↑ CTSF, ↓ NPPB, ↓ NRN1, ↓ SNAP25</w:t>
             </w:r>
           </w:p>
         </w:tc>
@@ -1154,7 +1154,7 @@
                 <w:rFonts w:ascii="Calibri" w:hAnsi="Calibri"/>
                 <w:sz w:val="20"/>
               </w:rPr>
-              <w:t xml:space="preserve">↑ SNAP25, ↑ HTR1A</w:t>
+              <w:t xml:space="preserve">↓ SNAP25, ↑ HTR1A</w:t>
             </w:r>
           </w:p>
         </w:tc>
@@ -1260,7 +1260,7 @@
                 <w:rFonts w:ascii="Calibri" w:hAnsi="Calibri"/>
                 <w:sz w:val="20"/>
               </w:rPr>
-              <w:t xml:space="preserve">↑ ACTA2, ↑ CEBPD, ↑ COL3A1, ↑ NRN1, ↑ SNAP25</w:t>
+              <w:t xml:space="preserve">↓ ACTA2, ↓ CEBPD, ↓ COL3A1, ↓ NRN1, ↓ SNAP25</w:t>
             </w:r>
           </w:p>
         </w:tc>
@@ -1363,7 +1363,7 @@
                 <w:rFonts w:ascii="Calibri" w:hAnsi="Calibri"/>
                 <w:sz w:val="20"/>
               </w:rPr>
-              <w:t xml:space="preserve">↑ NRN1</w:t>
+              <w:t xml:space="preserve">↓ NRN1</w:t>
             </w:r>
           </w:p>
         </w:tc>
@@ -1469,7 +1469,7 @@
                 <w:rFonts w:ascii="Calibri" w:hAnsi="Calibri"/>
                 <w:sz w:val="20"/>
               </w:rPr>
-              <w:t xml:space="preserve">↑ CTSF, ↑ SNAP25, ↑ HTR1A</w:t>
+              <w:t xml:space="preserve">↑ CTSF, ↓ SNAP25, ↑ HTR1A</w:t>
             </w:r>
           </w:p>
         </w:tc>
@@ -1572,7 +1572,7 @@
                 <w:rFonts w:ascii="Calibri" w:hAnsi="Calibri"/>
                 <w:sz w:val="20"/>
               </w:rPr>
-              <w:t xml:space="preserve">↑ EBF1, ↑ LOXL4, ↑ ITGA11, ↑ INSL3, ↑ COL3A1, ↑ RBM24, ↑ ISL1, ↑ CPA4</w:t>
+              <w:t xml:space="preserve">↓ EBF1, ↓ LOXL4, ↓ ITGA11, ↑ INSL3, ↓ COL3A1, ↓ RBM24, ↓ ISL1, ↓ CPA4</w:t>
             </w:r>
           </w:p>
         </w:tc>
@@ -1678,7 +1678,7 @@
                 <w:rFonts w:ascii="Calibri" w:hAnsi="Calibri"/>
                 <w:sz w:val="20"/>
               </w:rPr>
-              <w:t xml:space="preserve">↑ COL3A1, ↑ PHOX2B, ↑ CEBPD</w:t>
+              <w:t xml:space="preserve">↓ COL3A1, ↓ PHOX2B, ↓ CEBPD</w:t>
             </w:r>
           </w:p>
         </w:tc>
@@ -1781,7 +1781,7 @@
                 <w:rFonts w:ascii="Calibri" w:hAnsi="Calibri"/>
                 <w:sz w:val="20"/>
               </w:rPr>
-              <w:t xml:space="preserve">↑ CEBPD</w:t>
+              <w:t xml:space="preserve">↓ CEBPD</w:t>
             </w:r>
           </w:p>
         </w:tc>
@@ -1990,7 +1990,7 @@
                 <w:rFonts w:ascii="Calibri" w:hAnsi="Calibri"/>
                 <w:sz w:val="20"/>
               </w:rPr>
-              <w:t xml:space="preserve">↑ FZD10, ↑ NRN1, ↑ RTP1, ↑ CHL1, ↑ ARRB1</w:t>
+              <w:t xml:space="preserve">↓ FZD10, ↓ NRN1, ↑ RTP1, ↓ CHL1, ↑ ARRB1</w:t>
             </w:r>
           </w:p>
         </w:tc>
@@ -2096,7 +2096,7 @@
                 <w:rFonts w:ascii="Calibri" w:hAnsi="Calibri"/>
                 <w:sz w:val="20"/>
               </w:rPr>
-              <w:t xml:space="preserve">↑ SNAP25</w:t>
+              <w:t xml:space="preserve">↓ SNAP25</w:t>
             </w:r>
           </w:p>
         </w:tc>
@@ -2199,7 +2199,7 @@
                 <w:rFonts w:ascii="Calibri" w:hAnsi="Calibri"/>
                 <w:sz w:val="20"/>
               </w:rPr>
-              <w:t xml:space="preserve">↑ KCNC3, ↑ ISL1</w:t>
+              <w:t xml:space="preserve">↓ KCNC3, ↓ ISL1</w:t>
             </w:r>
           </w:p>
         </w:tc>

--- a/iPSC gene modulation 3s.docx
+++ b/iPSC gene modulation 3s.docx
@@ -2437,10 +2437,10 @@
   <w:docDefaults>
     <w:rPrDefault>
       <w:rPr>
-        <w:rFonts w:asciiTheme="minorHAnsi" w:cstheme="minorBidi" w:eastAsiaTheme="minorEastAsia" w:hAnsiTheme="minorHAnsi"/>
+        <w:rFonts w:asciiTheme="minorHAnsi" w:cstheme="minorBidi" w:eastAsiaTheme="minorHAnsi" w:hAnsiTheme="minorHAnsi"/>
         <w:sz w:val="24"/>
         <w:szCs w:val="24"/>
-        <w:lang w:bidi="ar-SA" w:eastAsia="zh-CN" w:val="en-US"/>
+        <w:lang w:bidi="ar-SA" w:eastAsia="en-US" w:val="en-US"/>
       </w:rPr>
     </w:rPrDefault>
     <w:pPrDefault>
@@ -2981,6 +2981,13 @@
       </w:tblCellMar>
     </w:tblPr>
     <w:tblStylePr w:type="firstRow">
+      <w:tblPr>
+        <w:jc w:val="left"/>
+        <w:tblInd w:type="dxa" w:w="0"/>
+      </w:tblPr>
+      <w:trPr>
+        <w:jc w:val="left"/>
+      </w:trPr>
       <w:tcPr>
         <w:tcBorders>
           <w:bottom w:val="single"/>

--- a/iPSC gene modulation 3s.docx
+++ b/iPSC gene modulation 3s.docx
@@ -976,7 +976,7 @@
                 <w:sz w:val="20"/>
                 <w:b w:val="true"/>
               </w:rPr>
-              <w:t xml:space="preserve">Nitroglycerin</w:t>
+              <w:t xml:space="preserve">Oxymetazoline</w:t>
             </w:r>
           </w:p>
         </w:tc>
@@ -1026,7 +1026,7 @@
                 <w:rFonts w:ascii="Calibri" w:hAnsi="Calibri"/>
                 <w:sz w:val="20"/>
               </w:rPr>
-              <w:t xml:space="preserve">↑ ITGA11, ↑ CEBPD, ↓ INSL3, ↓ CTSF, ↑ NPPB, ↑ NRN1, ↑ SNAP25</w:t>
+              <w:t xml:space="preserve">↑ SNAP25, ↓ HTR1A</w:t>
             </w:r>
           </w:p>
         </w:tc>
@@ -1051,7 +1051,7 @@
                 <w:rFonts w:ascii="Calibri" w:hAnsi="Calibri"/>
                 <w:sz w:val="20"/>
               </w:rPr>
-              <w:t xml:space="preserve">↓ ITGA11, ↓ CEBPD, ↑ INSL3, ↑ CTSF, ↓ NPPB, ↓ NRN1, ↓ SNAP25</w:t>
+              <w:t xml:space="preserve">↓ SNAP25, ↑ HTR1A</w:t>
             </w:r>
           </w:p>
         </w:tc>
@@ -1082,7 +1082,7 @@
                 <w:sz w:val="20"/>
                 <w:b w:val="true"/>
               </w:rPr>
-              <w:t xml:space="preserve">Oxymetazoline</w:t>
+              <w:t xml:space="preserve">Paricalcitol</w:t>
             </w:r>
           </w:p>
         </w:tc>
@@ -1130,31 +1130,31 @@
                 <w:rFonts w:ascii="Calibri" w:hAnsi="Calibri"/>
                 <w:sz w:val="20"/>
               </w:rPr>
-              <w:t xml:space="preserve">↑ SNAP25, ↓ HTR1A</w:t>
-            </w:r>
-          </w:p>
-        </w:tc>
-        <w:tc>
-          <w:tcPr>
-            <w:tcBorders>
-              <w:top w:val="single" w:space="0" w:color="D3D3D3"/>
-              <w:bottom w:val="single" w:space="0" w:color="D3D3D3"/>
-              <w:start w:val="single" w:space="0" w:color="D3D3D3"/>
-              <w:end w:val="single" w:space="0" w:color="D3D3D3"/>
-            </w:tcBorders>
-          </w:tcPr>
-          <w:p>
-            <w:pPr>
-              <w:spacing w:before="0" w:after="60"/>
-              <w:keepNext/>
-              <w:jc w:val="center"/>
-            </w:pPr>
-            <w:r>
-              <w:rPr>
-                <w:rFonts w:ascii="Calibri" w:hAnsi="Calibri"/>
-                <w:sz w:val="20"/>
-              </w:rPr>
-              <w:t xml:space="preserve">↓ SNAP25, ↑ HTR1A</w:t>
+              <w:t xml:space="preserve">↑ ACTA2, ↑ CEBPD, ↑ COL3A1, ↑ NRN1, ↑ SNAP25</w:t>
+            </w:r>
+          </w:p>
+        </w:tc>
+        <w:tc>
+          <w:tcPr>
+            <w:tcBorders>
+              <w:top w:val="single" w:space="0" w:color="D3D3D3"/>
+              <w:bottom w:val="single" w:space="0" w:color="D3D3D3"/>
+              <w:start w:val="single" w:space="0" w:color="D3D3D3"/>
+              <w:end w:val="single" w:space="0" w:color="D3D3D3"/>
+            </w:tcBorders>
+          </w:tcPr>
+          <w:p>
+            <w:pPr>
+              <w:spacing w:before="0" w:after="60"/>
+              <w:keepNext/>
+              <w:jc w:val="center"/>
+            </w:pPr>
+            <w:r>
+              <w:rPr>
+                <w:rFonts w:ascii="Calibri" w:hAnsi="Calibri"/>
+                <w:sz w:val="20"/>
+              </w:rPr>
+              <w:t xml:space="preserve">↓ ACTA2, ↓ CEBPD, ↓ COL3A1, ↓ NRN1, ↓ SNAP25</w:t>
             </w:r>
           </w:p>
         </w:tc>
@@ -1185,7 +1185,7 @@
                 <w:sz w:val="20"/>
                 <w:b w:val="true"/>
               </w:rPr>
-              <w:t xml:space="preserve">Paricalcitol</w:t>
+              <w:t xml:space="preserve">Pentobarbital</w:t>
             </w:r>
           </w:p>
         </w:tc>
@@ -1235,7 +1235,7 @@
                 <w:rFonts w:ascii="Calibri" w:hAnsi="Calibri"/>
                 <w:sz w:val="20"/>
               </w:rPr>
-              <w:t xml:space="preserve">↑ ACTA2, ↑ CEBPD, ↑ COL3A1, ↑ NRN1, ↑ SNAP25</w:t>
+              <w:t xml:space="preserve">↑ NRN1</w:t>
             </w:r>
           </w:p>
         </w:tc>
@@ -1260,7 +1260,7 @@
                 <w:rFonts w:ascii="Calibri" w:hAnsi="Calibri"/>
                 <w:sz w:val="20"/>
               </w:rPr>
-              <w:t xml:space="preserve">↓ ACTA2, ↓ CEBPD, ↓ COL3A1, ↓ NRN1, ↓ SNAP25</w:t>
+              <w:t xml:space="preserve">↓ NRN1</w:t>
             </w:r>
           </w:p>
         </w:tc>
@@ -1291,7 +1291,7 @@
                 <w:sz w:val="20"/>
                 <w:b w:val="true"/>
               </w:rPr>
-              <w:t xml:space="preserve">Pentobarbital</w:t>
+              <w:t xml:space="preserve">Perphenazine</w:t>
             </w:r>
           </w:p>
         </w:tc>
@@ -1339,31 +1339,31 @@
                 <w:rFonts w:ascii="Calibri" w:hAnsi="Calibri"/>
                 <w:sz w:val="20"/>
               </w:rPr>
-              <w:t xml:space="preserve">↑ NRN1</w:t>
-            </w:r>
-          </w:p>
-        </w:tc>
-        <w:tc>
-          <w:tcPr>
-            <w:tcBorders>
-              <w:top w:val="single" w:space="0" w:color="D3D3D3"/>
-              <w:bottom w:val="single" w:space="0" w:color="D3D3D3"/>
-              <w:start w:val="single" w:space="0" w:color="D3D3D3"/>
-              <w:end w:val="single" w:space="0" w:color="D3D3D3"/>
-            </w:tcBorders>
-          </w:tcPr>
-          <w:p>
-            <w:pPr>
-              <w:spacing w:before="0" w:after="60"/>
-              <w:keepNext/>
-              <w:jc w:val="center"/>
-            </w:pPr>
-            <w:r>
-              <w:rPr>
-                <w:rFonts w:ascii="Calibri" w:hAnsi="Calibri"/>
-                <w:sz w:val="20"/>
-              </w:rPr>
-              <w:t xml:space="preserve">↓ NRN1</w:t>
+              <w:t xml:space="preserve">↓ CTSF, ↑ SNAP25, ↓ HTR1A</w:t>
+            </w:r>
+          </w:p>
+        </w:tc>
+        <w:tc>
+          <w:tcPr>
+            <w:tcBorders>
+              <w:top w:val="single" w:space="0" w:color="D3D3D3"/>
+              <w:bottom w:val="single" w:space="0" w:color="D3D3D3"/>
+              <w:start w:val="single" w:space="0" w:color="D3D3D3"/>
+              <w:end w:val="single" w:space="0" w:color="D3D3D3"/>
+            </w:tcBorders>
+          </w:tcPr>
+          <w:p>
+            <w:pPr>
+              <w:spacing w:before="0" w:after="60"/>
+              <w:keepNext/>
+              <w:jc w:val="center"/>
+            </w:pPr>
+            <w:r>
+              <w:rPr>
+                <w:rFonts w:ascii="Calibri" w:hAnsi="Calibri"/>
+                <w:sz w:val="20"/>
+              </w:rPr>
+              <w:t xml:space="preserve">↑ CTSF, ↓ SNAP25, ↑ HTR1A</w:t>
             </w:r>
           </w:p>
         </w:tc>
@@ -1394,7 +1394,7 @@
                 <w:sz w:val="20"/>
                 <w:b w:val="true"/>
               </w:rPr>
-              <w:t xml:space="preserve">Perphenazine</w:t>
+              <w:t xml:space="preserve">Pilocarpine</w:t>
             </w:r>
           </w:p>
         </w:tc>
@@ -1444,7 +1444,7 @@
                 <w:rFonts w:ascii="Calibri" w:hAnsi="Calibri"/>
                 <w:sz w:val="20"/>
               </w:rPr>
-              <w:t xml:space="preserve">↓ CTSF, ↑ SNAP25, ↓ HTR1A</w:t>
+              <w:t xml:space="preserve">↑ EBF1, ↑ LOXL4, ↑ ITGA11, ↓ INSL3, ↑ COL3A1, ↑ RBM24, ↑ ISL1, ↑ CPA4</w:t>
             </w:r>
           </w:p>
         </w:tc>
@@ -1469,7 +1469,7 @@
                 <w:rFonts w:ascii="Calibri" w:hAnsi="Calibri"/>
                 <w:sz w:val="20"/>
               </w:rPr>
-              <w:t xml:space="preserve">↑ CTSF, ↓ SNAP25, ↑ HTR1A</w:t>
+              <w:t xml:space="preserve">↓ EBF1, ↓ LOXL4, ↓ ITGA11, ↑ INSL3, ↓ COL3A1, ↓ RBM24, ↓ ISL1, ↓ CPA4</w:t>
             </w:r>
           </w:p>
         </w:tc>
@@ -1500,7 +1500,7 @@
                 <w:sz w:val="20"/>
                 <w:b w:val="true"/>
               </w:rPr>
-              <w:t xml:space="preserve">Pilocarpine</w:t>
+              <w:t xml:space="preserve">Praziquantel</w:t>
             </w:r>
           </w:p>
         </w:tc>
@@ -1548,31 +1548,31 @@
                 <w:rFonts w:ascii="Calibri" w:hAnsi="Calibri"/>
                 <w:sz w:val="20"/>
               </w:rPr>
-              <w:t xml:space="preserve">↑ EBF1, ↑ LOXL4, ↑ ITGA11, ↓ INSL3, ↑ COL3A1, ↑ RBM24, ↑ ISL1, ↑ CPA4</w:t>
-            </w:r>
-          </w:p>
-        </w:tc>
-        <w:tc>
-          <w:tcPr>
-            <w:tcBorders>
-              <w:top w:val="single" w:space="0" w:color="D3D3D3"/>
-              <w:bottom w:val="single" w:space="0" w:color="D3D3D3"/>
-              <w:start w:val="single" w:space="0" w:color="D3D3D3"/>
-              <w:end w:val="single" w:space="0" w:color="D3D3D3"/>
-            </w:tcBorders>
-          </w:tcPr>
-          <w:p>
-            <w:pPr>
-              <w:spacing w:before="0" w:after="60"/>
-              <w:keepNext/>
-              <w:jc w:val="center"/>
-            </w:pPr>
-            <w:r>
-              <w:rPr>
-                <w:rFonts w:ascii="Calibri" w:hAnsi="Calibri"/>
-                <w:sz w:val="20"/>
-              </w:rPr>
-              <w:t xml:space="preserve">↓ EBF1, ↓ LOXL4, ↓ ITGA11, ↑ INSL3, ↓ COL3A1, ↓ RBM24, ↓ ISL1, ↓ CPA4</w:t>
+              <w:t xml:space="preserve">↑ COL3A1, ↑ PHOX2B, ↑ CEBPD</w:t>
+            </w:r>
+          </w:p>
+        </w:tc>
+        <w:tc>
+          <w:tcPr>
+            <w:tcBorders>
+              <w:top w:val="single" w:space="0" w:color="D3D3D3"/>
+              <w:bottom w:val="single" w:space="0" w:color="D3D3D3"/>
+              <w:start w:val="single" w:space="0" w:color="D3D3D3"/>
+              <w:end w:val="single" w:space="0" w:color="D3D3D3"/>
+            </w:tcBorders>
+          </w:tcPr>
+          <w:p>
+            <w:pPr>
+              <w:spacing w:before="0" w:after="60"/>
+              <w:keepNext/>
+              <w:jc w:val="center"/>
+            </w:pPr>
+            <w:r>
+              <w:rPr>
+                <w:rFonts w:ascii="Calibri" w:hAnsi="Calibri"/>
+                <w:sz w:val="20"/>
+              </w:rPr>
+              <w:t xml:space="preserve">↓ COL3A1, ↓ PHOX2B, ↓ CEBPD</w:t>
             </w:r>
           </w:p>
         </w:tc>
@@ -1603,7 +1603,7 @@
                 <w:sz w:val="20"/>
                 <w:b w:val="true"/>
               </w:rPr>
-              <w:t xml:space="preserve">Praziquantel</w:t>
+              <w:t xml:space="preserve">Primidone</w:t>
             </w:r>
           </w:p>
         </w:tc>
@@ -1653,7 +1653,7 @@
                 <w:rFonts w:ascii="Calibri" w:hAnsi="Calibri"/>
                 <w:sz w:val="20"/>
               </w:rPr>
-              <w:t xml:space="preserve">↑ COL3A1, ↑ PHOX2B, ↑ CEBPD</w:t>
+              <w:t xml:space="preserve">↑ CEBPD</w:t>
             </w:r>
           </w:p>
         </w:tc>
@@ -1678,7 +1678,7 @@
                 <w:rFonts w:ascii="Calibri" w:hAnsi="Calibri"/>
                 <w:sz w:val="20"/>
               </w:rPr>
-              <w:t xml:space="preserve">↓ COL3A1, ↓ PHOX2B, ↓ CEBPD</w:t>
+              <w:t xml:space="preserve">↓ CEBPD</w:t>
             </w:r>
           </w:p>
         </w:tc>
@@ -1709,7 +1709,7 @@
                 <w:sz w:val="20"/>
                 <w:b w:val="true"/>
               </w:rPr>
-              <w:t xml:space="preserve">Primidone</w:t>
+              <w:t xml:space="preserve">Pyridostigmine</w:t>
             </w:r>
           </w:p>
         </w:tc>
@@ -1757,31 +1757,31 @@
                 <w:rFonts w:ascii="Calibri" w:hAnsi="Calibri"/>
                 <w:sz w:val="20"/>
               </w:rPr>
-              <w:t xml:space="preserve">↑ CEBPD</w:t>
-            </w:r>
-          </w:p>
-        </w:tc>
-        <w:tc>
-          <w:tcPr>
-            <w:tcBorders>
-              <w:top w:val="single" w:space="0" w:color="D3D3D3"/>
-              <w:bottom w:val="single" w:space="0" w:color="D3D3D3"/>
-              <w:start w:val="single" w:space="0" w:color="D3D3D3"/>
-              <w:end w:val="single" w:space="0" w:color="D3D3D3"/>
-            </w:tcBorders>
-          </w:tcPr>
-          <w:p>
-            <w:pPr>
-              <w:spacing w:before="0" w:after="60"/>
-              <w:keepNext/>
-              <w:jc w:val="center"/>
-            </w:pPr>
-            <w:r>
-              <w:rPr>
-                <w:rFonts w:ascii="Calibri" w:hAnsi="Calibri"/>
-                <w:sz w:val="20"/>
-              </w:rPr>
-              <w:t xml:space="preserve">↓ CEBPD</w:t>
+              <w:t xml:space="preserve">↓ ARRB1</w:t>
+            </w:r>
+          </w:p>
+        </w:tc>
+        <w:tc>
+          <w:tcPr>
+            <w:tcBorders>
+              <w:top w:val="single" w:space="0" w:color="D3D3D3"/>
+              <w:bottom w:val="single" w:space="0" w:color="D3D3D3"/>
+              <w:start w:val="single" w:space="0" w:color="D3D3D3"/>
+              <w:end w:val="single" w:space="0" w:color="D3D3D3"/>
+            </w:tcBorders>
+          </w:tcPr>
+          <w:p>
+            <w:pPr>
+              <w:spacing w:before="0" w:after="60"/>
+              <w:keepNext/>
+              <w:jc w:val="center"/>
+            </w:pPr>
+            <w:r>
+              <w:rPr>
+                <w:rFonts w:ascii="Calibri" w:hAnsi="Calibri"/>
+                <w:sz w:val="20"/>
+              </w:rPr>
+              <w:t xml:space="preserve">↑ ARRB1</w:t>
             </w:r>
           </w:p>
         </w:tc>
@@ -1812,7 +1812,7 @@
                 <w:sz w:val="20"/>
                 <w:b w:val="true"/>
               </w:rPr>
-              <w:t xml:space="preserve">Pyridostigmine</w:t>
+              <w:t xml:space="preserve">Quinine</w:t>
             </w:r>
           </w:p>
         </w:tc>
@@ -1862,7 +1862,7 @@
                 <w:rFonts w:ascii="Calibri" w:hAnsi="Calibri"/>
                 <w:sz w:val="20"/>
               </w:rPr>
-              <w:t xml:space="preserve">↓ ARRB1</w:t>
+              <w:t xml:space="preserve">↑ FZD10, ↑ NRN1, ↓ RTP1, ↑ CHL1, ↓ ARRB1</w:t>
             </w:r>
           </w:p>
         </w:tc>
@@ -1887,7 +1887,7 @@
                 <w:rFonts w:ascii="Calibri" w:hAnsi="Calibri"/>
                 <w:sz w:val="20"/>
               </w:rPr>
-              <w:t xml:space="preserve">↑ ARRB1</w:t>
+              <w:t xml:space="preserve">↓ FZD10, ↓ NRN1, ↑ RTP1, ↓ CHL1, ↑ ARRB1</w:t>
             </w:r>
           </w:p>
         </w:tc>
@@ -1918,7 +1918,7 @@
                 <w:sz w:val="20"/>
                 <w:b w:val="true"/>
               </w:rPr>
-              <w:t xml:space="preserve">Quinine</w:t>
+              <w:t xml:space="preserve">Rivastigmine</w:t>
             </w:r>
           </w:p>
         </w:tc>
@@ -1966,31 +1966,31 @@
                 <w:rFonts w:ascii="Calibri" w:hAnsi="Calibri"/>
                 <w:sz w:val="20"/>
               </w:rPr>
-              <w:t xml:space="preserve">↑ FZD10, ↑ NRN1, ↓ RTP1, ↑ CHL1, ↓ ARRB1</w:t>
-            </w:r>
-          </w:p>
-        </w:tc>
-        <w:tc>
-          <w:tcPr>
-            <w:tcBorders>
-              <w:top w:val="single" w:space="0" w:color="D3D3D3"/>
-              <w:bottom w:val="single" w:space="0" w:color="D3D3D3"/>
-              <w:start w:val="single" w:space="0" w:color="D3D3D3"/>
-              <w:end w:val="single" w:space="0" w:color="D3D3D3"/>
-            </w:tcBorders>
-          </w:tcPr>
-          <w:p>
-            <w:pPr>
-              <w:spacing w:before="0" w:after="60"/>
-              <w:keepNext/>
-              <w:jc w:val="center"/>
-            </w:pPr>
-            <w:r>
-              <w:rPr>
-                <w:rFonts w:ascii="Calibri" w:hAnsi="Calibri"/>
-                <w:sz w:val="20"/>
-              </w:rPr>
-              <w:t xml:space="preserve">↓ FZD10, ↓ NRN1, ↑ RTP1, ↓ CHL1, ↑ ARRB1</w:t>
+              <w:t xml:space="preserve">↑ SNAP25</w:t>
+            </w:r>
+          </w:p>
+        </w:tc>
+        <w:tc>
+          <w:tcPr>
+            <w:tcBorders>
+              <w:top w:val="single" w:space="0" w:color="D3D3D3"/>
+              <w:bottom w:val="single" w:space="0" w:color="D3D3D3"/>
+              <w:start w:val="single" w:space="0" w:color="D3D3D3"/>
+              <w:end w:val="single" w:space="0" w:color="D3D3D3"/>
+            </w:tcBorders>
+          </w:tcPr>
+          <w:p>
+            <w:pPr>
+              <w:spacing w:before="0" w:after="60"/>
+              <w:keepNext/>
+              <w:jc w:val="center"/>
+            </w:pPr>
+            <w:r>
+              <w:rPr>
+                <w:rFonts w:ascii="Calibri" w:hAnsi="Calibri"/>
+                <w:sz w:val="20"/>
+              </w:rPr>
+              <w:t xml:space="preserve">↓ SNAP25</w:t>
             </w:r>
           </w:p>
         </w:tc>
@@ -2021,7 +2021,7 @@
                 <w:sz w:val="20"/>
                 <w:b w:val="true"/>
               </w:rPr>
-              <w:t xml:space="preserve">Rivastigmine</w:t>
+              <w:t xml:space="preserve">Tramadol</w:t>
             </w:r>
           </w:p>
         </w:tc>
@@ -2071,7 +2071,7 @@
                 <w:rFonts w:ascii="Calibri" w:hAnsi="Calibri"/>
                 <w:sz w:val="20"/>
               </w:rPr>
-              <w:t xml:space="preserve">↑ SNAP25</w:t>
+              <w:t xml:space="preserve">↑ KCNC3, ↑ ISL1</w:t>
             </w:r>
           </w:p>
         </w:tc>
@@ -2096,7 +2096,7 @@
                 <w:rFonts w:ascii="Calibri" w:hAnsi="Calibri"/>
                 <w:sz w:val="20"/>
               </w:rPr>
-              <w:t xml:space="preserve">↓ SNAP25</w:t>
+              <w:t xml:space="preserve">↓ KCNC3, ↓ ISL1</w:t>
             </w:r>
           </w:p>
         </w:tc>
@@ -2127,7 +2127,7 @@
                 <w:sz w:val="20"/>
                 <w:b w:val="true"/>
               </w:rPr>
-              <w:t xml:space="preserve">Tramadol</w:t>
+              <w:t xml:space="preserve">Vigabatrin</w:t>
             </w:r>
           </w:p>
         </w:tc>
@@ -2175,111 +2175,6 @@
                 <w:rFonts w:ascii="Calibri" w:hAnsi="Calibri"/>
                 <w:sz w:val="20"/>
               </w:rPr>
-              <w:t xml:space="preserve">↑ KCNC3, ↑ ISL1</w:t>
-            </w:r>
-          </w:p>
-        </w:tc>
-        <w:tc>
-          <w:tcPr>
-            <w:tcBorders>
-              <w:top w:val="single" w:space="0" w:color="D3D3D3"/>
-              <w:bottom w:val="single" w:space="0" w:color="D3D3D3"/>
-              <w:start w:val="single" w:space="0" w:color="D3D3D3"/>
-              <w:end w:val="single" w:space="0" w:color="D3D3D3"/>
-            </w:tcBorders>
-          </w:tcPr>
-          <w:p>
-            <w:pPr>
-              <w:spacing w:before="0" w:after="60"/>
-              <w:keepNext/>
-              <w:jc w:val="center"/>
-            </w:pPr>
-            <w:r>
-              <w:rPr>
-                <w:rFonts w:ascii="Calibri" w:hAnsi="Calibri"/>
-                <w:sz w:val="20"/>
-              </w:rPr>
-              <w:t xml:space="preserve">↓ KCNC3, ↓ ISL1</w:t>
-            </w:r>
-          </w:p>
-        </w:tc>
-      </w:tr>
-      <w:tr>
-        <w:trPr>
-          <w:cantSplit/>
-        </w:trPr>
-        <w:tc>
-          <w:tcPr>
-            <w:tcBorders>
-              <w:top w:val="single" w:space="0" w:color="D3D3D3"/>
-              <w:bottom w:val="single" w:space="0" w:color="D3D3D3"/>
-              <w:start w:val="single" w:space="0" w:color="D3D3D3"/>
-              <w:end w:val="single" w:space="0" w:color="D3D3D3"/>
-            </w:tcBorders>
-            <w:shd w:val="clear" w:color="auto" w:fill="E5E5E5"/>
-          </w:tcPr>
-          <w:p>
-            <w:pPr>
-              <w:spacing w:before="0" w:after="60"/>
-              <w:keepNext/>
-              <w:jc w:val="center"/>
-            </w:pPr>
-            <w:r>
-              <w:rPr>
-                <w:rFonts w:ascii="Calibri" w:hAnsi="Calibri"/>
-                <w:sz w:val="20"/>
-                <w:b w:val="true"/>
-              </w:rPr>
-              <w:t xml:space="preserve">Vigabatrin</w:t>
-            </w:r>
-          </w:p>
-        </w:tc>
-        <w:tc>
-          <w:tcPr>
-            <w:tcBorders>
-              <w:top w:val="single" w:space="0" w:color="D3D3D3"/>
-              <w:bottom w:val="single" w:space="0" w:color="D3D3D3"/>
-              <w:start w:val="single" w:space="0" w:color="D3D3D3"/>
-              <w:end w:val="single" w:space="0" w:color="D3D3D3"/>
-            </w:tcBorders>
-            <w:shd w:val="clear" w:color="auto" w:fill="F2F2F2"/>
-          </w:tcPr>
-          <w:p>
-            <w:pPr>
-              <w:spacing w:before="0" w:after="60"/>
-              <w:keepNext/>
-              <w:jc w:val="center"/>
-            </w:pPr>
-            <w:r>
-              <w:rPr>
-                <w:rFonts w:ascii="Calibri" w:hAnsi="Calibri"/>
-                <w:sz w:val="20"/>
-              </w:rPr>
-              <w:t xml:space="preserve">3</w:t>
-            </w:r>
-          </w:p>
-        </w:tc>
-        <w:tc>
-          <w:tcPr>
-            <w:tcBorders>
-              <w:top w:val="single" w:space="0" w:color="D3D3D3"/>
-              <w:bottom w:val="single" w:space="0" w:color="D3D3D3"/>
-              <w:start w:val="single" w:space="0" w:color="D3D3D3"/>
-              <w:end w:val="single" w:space="0" w:color="D3D3D3"/>
-            </w:tcBorders>
-            <w:shd w:val="clear" w:color="auto" w:fill="F2F2F2"/>
-          </w:tcPr>
-          <w:p>
-            <w:pPr>
-              <w:spacing w:before="0" w:after="60"/>
-              <w:keepNext/>
-              <w:jc w:val="center"/>
-            </w:pPr>
-            <w:r>
-              <w:rPr>
-                <w:rFonts w:ascii="Calibri" w:hAnsi="Calibri"/>
-                <w:sz w:val="20"/>
-              </w:rPr>
               <w:t xml:space="preserve">↓ INSL3</w:t>
             </w:r>
           </w:p>
@@ -2292,7 +2187,6 @@
               <w:start w:val="single" w:space="0" w:color="D3D3D3"/>
               <w:end w:val="single" w:space="0" w:color="D3D3D3"/>
             </w:tcBorders>
-            <w:shd w:val="clear" w:color="auto" w:fill="F2F2F2"/>
           </w:tcPr>
           <w:p>
             <w:pPr>
